--- a/MASTERPLAN/Lessons Learned.docx
+++ b/MASTERPLAN/Lessons Learned.docx
@@ -3185,6 +3185,145 @@
     <w:p>
       <w:r>
         <w:t>- Interview relevance: explain the difference between SMB and NFS, how /etc/exports controls client access, why UID/GID mapping matters, and how to validate storage services end to end.</w:t>
+      </w:r>
+    </w:p>
+    <w:p/>
+    <w:p>
+      <w:pPr>
+        <w:pStyle w:val="Heading1"/>
+      </w:pPr>
+      <w:r>
+        <w:rPr>
+          <w:rFonts w:ascii="Arial" w:hAnsi="Arial"/>
+        </w:rPr>
+        <w:t>Phase 12.4 Lesson Learned - Custom systemd Services - 2026-07-07 UTC</w:t>
+      </w:r>
+    </w:p>
+    <w:p>
+      <w:r>
+        <w:rPr>
+          <w:rFonts w:ascii="Arial" w:hAnsi="Arial"/>
+          <w:sz w:val="20"/>
+        </w:rPr>
+        <w:t>A systemd service is not proven just because the script works manually. A complete validation includes script syntax, manual run as the intended service account, unit verification, daemon-reload, start, stop, restart, enablement, journal review, file-log review, and reboot persistence.</w:t>
+      </w:r>
+    </w:p>
+    <w:p>
+      <w:r>
+        <w:rPr>
+          <w:rFonts w:ascii="Arial" w:hAnsi="Arial"/>
+          <w:sz w:val="20"/>
+        </w:rPr>
+        <w:t>The most important systemd distinction is active versus enabled: active means running now, enabled means configured to start at boot.</w:t>
+      </w:r>
+    </w:p>
+    <w:p>
+      <w:r>
+        <w:rPr>
+          <w:rFonts w:ascii="Arial" w:hAnsi="Arial"/>
+          <w:sz w:val="20"/>
+        </w:rPr>
+        <w:t>Least privilege matters even in a lab. Running the heartbeat as homelabsvc instead of root better reflects production service design.</w:t>
+      </w:r>
+    </w:p>
+    <w:p>
+      <w:r>
+        <w:rPr>
+          <w:rFonts w:ascii="Arial" w:hAnsi="Arial"/>
+          <w:sz w:val="20"/>
+        </w:rPr>
+        <w:t>Hardening options such as NoNewPrivileges, PrivateTmp, ProtectSystem, ProtectHome, and ReadWritePaths reduce the service blast radius.</w:t>
+      </w:r>
+    </w:p>
+    <w:p>
+      <w:r>
+        <w:rPr>
+          <w:rFonts w:ascii="Arial" w:hAnsi="Arial"/>
+          <w:sz w:val="20"/>
+        </w:rPr>
+        <w:t>Interview relevance: explain how you build a service safely, validate it, find logs, handle failed units, and roll it back.</w:t>
+      </w:r>
+    </w:p>
+    <w:p/>
+    <w:p>
+      <w:r>
+        <w:t>CHG-2026-07-07 - Phase 12.5 SSH Key Expansion Complete</w:t>
+      </w:r>
+    </w:p>
+    <w:p>
+      <w:r>
+        <w:t>Phase 12.5 Lesson Learned - SSH Key Expansion And Sync Validation - 2026-07-07</w:t>
+      </w:r>
+    </w:p>
+    <w:p>
+      <w:r>
+        <w:t>Key-based SSH should be validated in layers: network reachability, password login fallback, public key installation, BatchMode login, alias resolution, SCP transfer, remote command execution, and final workflow sync.</w:t>
+      </w:r>
+    </w:p>
+    <w:p>
+      <w:r>
+        <w:t>A successful script run against one target does not prove every intended target changed. Validate each host separately after automation.</w:t>
+      </w:r>
+    </w:p>
+    <w:p>
+      <w:r>
+        <w:t>The difference between Phase 12.5 and Phase 12.0B matters: SSH access to INFRA01 is remote administration readiness, not production service readiness.</w:t>
+      </w:r>
+    </w:p>
+    <w:p>
+      <w:r>
+        <w:t>Using -NoRsync was acceptable during early validation because it used create/update behavior and avoided remote delete mirroring.</w:t>
+      </w:r>
+    </w:p>
+    <w:p>
+      <w:r>
+        <w:t>Operator context matters. A script path can fail simply because PowerShell is in the wrong working directory.</w:t>
+      </w:r>
+    </w:p>
+    <w:p>
+      <w:r>
+        <w:t>Interview relevance: this is a strong example of Linux remote administration, SSH key management, safe automation rollout, validation discipline, and rollback-aware operations.</w:t>
+      </w:r>
+    </w:p>
+    <w:p/>
+    <w:p>
+      <w:r>
+        <w:t>CHG-2026-07-07 - Phase 12.6 Linux Backup And Restore Validation Complete</w:t>
+      </w:r>
+    </w:p>
+    <w:p>
+      <w:r>
+        <w:t>Phase 12.6 Lesson Learned - Backup Is Not Complete Until Restore Is Tested - 2026-07-07</w:t>
+      </w:r>
+    </w:p>
+    <w:p>
+      <w:r>
+        <w:t>A backup archive by itself is not enough. The administrator must prove that important files can be restored to a controlled location.</w:t>
+      </w:r>
+    </w:p>
+    <w:p>
+      <w:r>
+        <w:t>Restoring to /tmp/phase12-6-restore-test avoided overwriting production paths while still proving the archive was usable.</w:t>
+      </w:r>
+    </w:p>
+    <w:p>
+      <w:r>
+        <w:t>Checksum validation proves the archive did not change after creation, but restore testing proves the archive can actually be used.</w:t>
+      </w:r>
+    </w:p>
+    <w:p>
+      <w:r>
+        <w:t>Local backups are useful for process validation and quick rollback, but they do not replace off-host disaster recovery.</w:t>
+      </w:r>
+    </w:p>
+    <w:p>
+      <w:r>
+        <w:t>Service validation after backup work matters because backup commands should not leave core services broken.</w:t>
+      </w:r>
+    </w:p>
+    <w:p>
+      <w:r>
+        <w:t>Interview relevance: explain backup scope, archive method, checksum, manifest, restore test, cleanup, and the limitation of same-disk backups.</w:t>
       </w:r>
     </w:p>
     <w:sectPr>
